--- a/homework/hw-12.docx
+++ b/homework/hw-12.docx
@@ -407,7 +407,7 @@
       </w:r>
     </w:p>
     <w:bookmarkEnd w:id="21"/>
-    <w:bookmarkStart w:id="25" w:name="part-3-project-checkpoint-4-final"/>
+    <w:bookmarkStart w:id="26" w:name="part-3-project-checkpoint-4-final"/>
     <w:p>
       <w:pPr>
         <w:pStyle w:val="Heading2"/>
@@ -604,16 +604,13 @@
           <w:b/>
           <w:bCs/>
         </w:rPr>
-        <w:t xml:space="preserve">Fit your final model</w:t>
-      </w:r>
-      <w:r>
-        <w:t xml:space="preserve"> </w:t>
-      </w:r>
-      <w:r>
-        <w:t xml:space="preserve">—</w:t>
-      </w:r>
-      <w:r>
-        <w:t xml:space="preserve"> </w:t>
+        <w:t xml:space="preserve">Fit your final model — in both traditions.</w:t>
+      </w:r>
+      <w:r>
+        <w:t xml:space="preserve"> </w:t>
+      </w:r>
+      <w:r>
+        <w:t xml:space="preserve">The frequentist fit (</w:t>
       </w:r>
       <w:r>
         <w:rPr>
@@ -640,10 +637,23 @@
         <w:t xml:space="preserve"> </w:t>
       </w:r>
       <w:r>
-        <w:t xml:space="preserve">for a binary one (or the</w:t>
-      </w:r>
-      <w:r>
-        <w:t xml:space="preserve"> </w:t>
+        <w:t xml:space="preserve">for a binary one)</w:t>
+      </w:r>
+      <w:r>
+        <w:t xml:space="preserve"> </w:t>
+      </w:r>
+      <w:r>
+        <w:rPr>
+          <w:i/>
+          <w:iCs/>
+        </w:rPr>
+        <w:t xml:space="preserve">and</w:t>
+      </w:r>
+      <w:r>
+        <w:t xml:space="preserve"> </w:t>
+      </w:r>
+      <w:r>
+        <w:t xml:space="preserve">the Bayesian fit (</w:t>
       </w:r>
       <w:r>
         <w:rPr>
@@ -655,7 +665,60 @@
         <w:t xml:space="preserve"> </w:t>
       </w:r>
       <w:r>
-        <w:t xml:space="preserve">equivalent if you’re going Bayesian; either tradition is welcome). The fitted model must match your Part 2 equation.</w:t>
+        <w:t xml:space="preserve">with the same formula — default priors are fine, standard settings:</w:t>
+      </w:r>
+      <w:r>
+        <w:t xml:space="preserve"> </w:t>
+      </w:r>
+      <w:r>
+        <w:rPr>
+          <w:rStyle w:val="VerbatimChar"/>
+        </w:rPr>
+        <w:t xml:space="preserve">chains = 2, iter = 2000, seed = 705, refresh = 0</w:t>
+      </w:r>
+      <w:r>
+        <w:t xml:space="preserve">; expect the compile pause). Both fits must match your Part 2 equation.</w:t>
+      </w:r>
+      <w:r>
+        <w:t xml:space="preserve"> </w:t>
+      </w:r>
+      <w:r>
+        <w:rPr>
+          <w:i/>
+          <w:iCs/>
+        </w:rPr>
+        <w:t xml:space="preserve">(This is the final-project requirement — see</w:t>
+      </w:r>
+      <w:r>
+        <w:rPr>
+          <w:i/>
+          <w:iCs/>
+        </w:rPr>
+        <w:t xml:space="preserve"> </w:t>
+      </w:r>
+      <w:hyperlink r:id="rId25">
+        <w:r>
+          <w:rPr>
+            <w:rStyle w:val="Hyperlink"/>
+            <w:i/>
+            <w:iCs/>
+          </w:rPr>
+          <w:t xml:space="preserve">Step 3</w:t>
+        </w:r>
+      </w:hyperlink>
+      <w:r>
+        <w:rPr>
+          <w:i/>
+          <w:iCs/>
+        </w:rPr>
+        <w:t xml:space="preserve"> </w:t>
+      </w:r>
+      <w:r>
+        <w:rPr>
+          <w:i/>
+          <w:iCs/>
+        </w:rPr>
+        <w:t xml:space="preserve">— so Checkpoint 4 is where you get it running with a week of slack.)</w:t>
       </w:r>
     </w:p>
     <w:p>
@@ -748,7 +811,68 @@
         </w:numPr>
       </w:pPr>
       <w:r>
-        <w:t xml:space="preserve">Either way: include the uncertainty (CI or credible interval), not just the estimate.</w:t>
+        <w:t xml:space="preserve">Include the uncertainty from</w:t>
+      </w:r>
+      <w:r>
+        <w:t xml:space="preserve"> </w:t>
+      </w:r>
+      <w:r>
+        <w:rPr>
+          <w:b/>
+          <w:bCs/>
+        </w:rPr>
+        <w:t xml:space="preserve">both</w:t>
+      </w:r>
+      <w:r>
+        <w:t xml:space="preserve"> </w:t>
+      </w:r>
+      <w:r>
+        <w:t xml:space="preserve">fits — the 95% CI</w:t>
+      </w:r>
+      <w:r>
+        <w:t xml:space="preserve"> </w:t>
+      </w:r>
+      <w:r>
+        <w:rPr>
+          <w:i/>
+          <w:iCs/>
+        </w:rPr>
+        <w:t xml:space="preserve">and</w:t>
+      </w:r>
+      <w:r>
+        <w:t xml:space="preserve"> </w:t>
+      </w:r>
+      <w:r>
+        <w:t xml:space="preserve">the 95% credible interval — plus</w:t>
+      </w:r>
+      <w:r>
+        <w:t xml:space="preserve"> </w:t>
+      </w:r>
+      <w:r>
+        <w:rPr>
+          <w:b/>
+          <w:bCs/>
+        </w:rPr>
+        <w:t xml:space="preserve">one sentence comparing them</w:t>
+      </w:r>
+      <w:r>
+        <w:t xml:space="preserve">: do the two traditions agree here, and what does the posterior let you</w:t>
+      </w:r>
+      <w:r>
+        <w:t xml:space="preserve"> </w:t>
+      </w:r>
+      <w:r>
+        <w:rPr>
+          <w:i/>
+          <w:iCs/>
+        </w:rPr>
+        <w:t xml:space="preserve">say</w:t>
+      </w:r>
+      <w:r>
+        <w:t xml:space="preserve"> </w:t>
+      </w:r>
+      <w:r>
+        <w:t xml:space="preserve">that the p-value doesn’t?</w:t>
       </w:r>
     </w:p>
     <w:p>
@@ -841,7 +965,7 @@
         <w:t xml:space="preserve">Finding that out now, with a week to fix it, is precisely what this checkpoint is for.</w:t>
       </w:r>
     </w:p>
-    <w:bookmarkEnd w:id="25"/>
+    <w:bookmarkEnd w:id="26"/>
     <w:bookmarkStart w:id="27" w:name="if-you-get-stuck"/>
     <w:p>
       <w:pPr>
@@ -908,7 +1032,7 @@
       <w:r>
         <w:t xml:space="preserve"> </w:t>
       </w:r>
-      <w:hyperlink r:id="rId26">
+      <w:hyperlink r:id="rId25">
         <w:r>
           <w:rPr>
             <w:rStyle w:val="Hyperlink"/>

--- a/homework/hw-12.docx
+++ b/homework/hw-12.docx
@@ -15,7 +15,7 @@
         <w:pStyle w:val="Subtitle"/>
       </w:pPr>
       <w:r>
-        <w:t xml:space="preserve">CRJU 705 · due before noon Tuesday ahead of Session 13</w:t>
+        <w:t xml:space="preserve">CRJU 705 · due by 11:59 pm the Sunday after Session 12</w:t>
       </w:r>
     </w:p>
     <w:p>
@@ -92,7 +92,7 @@
           <w:i/>
           <w:iCs/>
         </w:rPr>
-        <w:t xml:space="preserve">(Session 13 is the project help session — no new material, just you, your code, and me. This homework is what makes that hour useful: if Parts 1–3 surface problems, that’s exactly what the help session is for.)</w:t>
+        <w:t xml:space="preserve">(Session 12 closes with a code clinic — no new material, just you, your code, and me. Bring whatever state this homework is in: the clinic exists to unstick Parts 1–3 while you still have a week to finish them.)</w:t>
       </w:r>
     </w:p>
     <w:bookmarkStart w:id="20" w:name="part-1-your-cleaned-variables"/>
@@ -535,7 +535,7 @@
               <w:t xml:space="preserve">completion and quality of reasoning</w:t>
             </w:r>
             <w:r>
-              <w:t xml:space="preserve">, not on whether your results are exciting. Null findings, honestly interpreted, are full-credit findings. The help session (Session 13) comes</w:t>
+              <w:t xml:space="preserve">, not on whether your results are exciting. Null findings, honestly interpreted, are full-credit findings. The Session 12 code clinic comes</w:t>
             </w:r>
             <w:r>
               <w:t xml:space="preserve"> </w:t>
@@ -545,13 +545,13 @@
                 <w:i/>
                 <w:iCs/>
               </w:rPr>
-              <w:t xml:space="preserve">after</w:t>
+              <w:t xml:space="preserve">before</w:t>
             </w:r>
             <w:r>
               <w:t xml:space="preserve"> </w:t>
             </w:r>
             <w:r>
-              <w:t xml:space="preserve">this checkpoint on purpose: finish it, note what’s shaky, and bring the shaky parts to class.</w:t>
+              <w:t xml:space="preserve">this checkpoint on purpose: bring the shaky parts to class, then finish the checkpoint with those problems solved.</w:t>
             </w:r>
           </w:p>
         </w:tc>
@@ -938,7 +938,7 @@
         <w:t xml:space="preserve"> </w:t>
       </w:r>
       <w:r>
-        <w:t xml:space="preserve">no Greek letters. What did you find, how sure are you, and why should they care? These three sentences are the spine of your Session 14 presentation — write them now and presentation prep gets much easier.</w:t>
+        <w:t xml:space="preserve">no Greek letters. What did you find, how sure are you, and why should they care? These three sentences are the spine of your Session 13 presentation — write them now and presentation prep gets much easier.</w:t>
       </w:r>
     </w:p>
     <w:p>
@@ -956,13 +956,13 @@
           <w:b/>
           <w:bCs/>
         </w:rPr>
-        <w:t xml:space="preserve">say so in your comments and bring it to the help session.</w:t>
-      </w:r>
-      <w:r>
-        <w:t xml:space="preserve"> </w:t>
-      </w:r>
-      <w:r>
-        <w:t xml:space="preserve">Finding that out now, with a week to fix it, is precisely what this checkpoint is for.</w:t>
+        <w:t xml:space="preserve">say so in your comments — and if it surfaced by clinic day, bring it to class.</w:t>
+      </w:r>
+      <w:r>
+        <w:t xml:space="preserve"> </w:t>
+      </w:r>
+      <w:r>
+        <w:t xml:space="preserve">Finding that out now, with a week before the full project is due, is precisely what this checkpoint is for.</w:t>
       </w:r>
     </w:p>
     <w:bookmarkEnd w:id="26"/>
@@ -998,7 +998,23 @@
         <w:t xml:space="preserve"> </w:t>
       </w:r>
       <w:r>
-        <w:t xml:space="preserve">Session 13 is the help session — bring your project code and data in whatever state they’re in. The</w:t>
+        <w:t xml:space="preserve">this checkpoint is due the Sunday</w:t>
+      </w:r>
+      <w:r>
+        <w:t xml:space="preserve"> </w:t>
+      </w:r>
+      <w:r>
+        <w:rPr>
+          <w:i/>
+          <w:iCs/>
+        </w:rPr>
+        <w:t xml:space="preserve">after</w:t>
+      </w:r>
+      <w:r>
+        <w:t xml:space="preserve"> </w:t>
+      </w:r>
+      <w:r>
+        <w:t xml:space="preserve">Session 12; the</w:t>
       </w:r>
       <w:r>
         <w:t xml:space="preserve"> </w:t>
@@ -1014,7 +1030,7 @@
         <w:t xml:space="preserve"> </w:t>
       </w:r>
       <w:r>
-        <w:t xml:space="preserve">(script, dataset, and written report) is due via Canvas</w:t>
+        <w:t xml:space="preserve">(script, dataset, and written report) follows one week later, due via Canvas</w:t>
       </w:r>
       <w:r>
         <w:t xml:space="preserve"> </w:t>
@@ -1024,10 +1040,10 @@
           <w:b/>
           <w:bCs/>
         </w:rPr>
-        <w:t xml:space="preserve">before midnight the Sunday before Session 14</w:t>
-      </w:r>
-      <w:r>
-        <w:t xml:space="preserve">, and presentations are at Session 14. Details on the</w:t>
+        <w:t xml:space="preserve">before midnight the Sunday before Session 13</w:t>
+      </w:r>
+      <w:r>
+        <w:t xml:space="preserve">. Presentations are at Session 13. Details on the</w:t>
       </w:r>
       <w:r>
         <w:t xml:space="preserve"> </w:t>
